--- a/artifacts/bids/2026-02-20/zayavka_2026-02-20.docx
+++ b/artifacts/bids/2026-02-20/zayavka_2026-02-20.docx
@@ -254,7 +254,7 @@
               <w:jc w:val="right"/>
             </w:pPr>
             <w:r>
-              <w:t>1,151</w:t>
+              <w:t>1,196</w:t>
             </w:r>
           </w:p>
         </w:tc>
@@ -277,7 +277,7 @@
               <w:jc w:val="right"/>
             </w:pPr>
             <w:r>
-              <w:t>0,364</w:t>
+              <w:t>0,370</w:t>
             </w:r>
           </w:p>
         </w:tc>
@@ -302,7 +302,7 @@
               <w:jc w:val="right"/>
             </w:pPr>
             <w:r>
-              <w:t>1,111</w:t>
+              <w:t>1,172</w:t>
             </w:r>
           </w:p>
         </w:tc>
@@ -325,7 +325,7 @@
               <w:jc w:val="right"/>
             </w:pPr>
             <w:r>
-              <w:t>0,254</w:t>
+              <w:t>0,267</w:t>
             </w:r>
           </w:p>
         </w:tc>
@@ -350,7 +350,7 @@
               <w:jc w:val="right"/>
             </w:pPr>
             <w:r>
-              <w:t>1,236</w:t>
+              <w:t>1,276</w:t>
             </w:r>
           </w:p>
         </w:tc>
@@ -398,7 +398,7 @@
               <w:jc w:val="right"/>
             </w:pPr>
             <w:r>
-              <w:t>1,553</w:t>
+              <w:t>1,582</w:t>
             </w:r>
           </w:p>
         </w:tc>
@@ -421,7 +421,7 @@
               <w:jc w:val="right"/>
             </w:pPr>
             <w:r>
-              <w:t>0,198</w:t>
+              <w:t>0,197</w:t>
             </w:r>
           </w:p>
         </w:tc>
@@ -469,7 +469,7 @@
               <w:jc w:val="right"/>
             </w:pPr>
             <w:r>
-              <w:t>0,205</w:t>
+              <w:t>0,209</w:t>
             </w:r>
           </w:p>
         </w:tc>
@@ -494,7 +494,7 @@
               <w:jc w:val="right"/>
             </w:pPr>
             <w:r>
-              <w:t>2,328</w:t>
+              <w:t>2,314</w:t>
             </w:r>
           </w:p>
         </w:tc>
@@ -517,7 +517,7 @@
               <w:jc w:val="right"/>
             </w:pPr>
             <w:r>
-              <w:t>0,340</w:t>
+              <w:t>0,326</w:t>
             </w:r>
           </w:p>
         </w:tc>
@@ -542,7 +542,7 @@
               <w:jc w:val="right"/>
             </w:pPr>
             <w:r>
-              <w:t>2,588</w:t>
+              <w:t>2,562</w:t>
             </w:r>
           </w:p>
         </w:tc>
@@ -565,7 +565,7 @@
               <w:jc w:val="right"/>
             </w:pPr>
             <w:r>
-              <w:t>0,812</w:t>
+              <w:t>0,777</w:t>
             </w:r>
           </w:p>
         </w:tc>
@@ -590,7 +590,7 @@
               <w:jc w:val="right"/>
             </w:pPr>
             <w:r>
-              <w:t>2,498</w:t>
+              <w:t>2,487</w:t>
             </w:r>
           </w:p>
         </w:tc>
@@ -613,7 +613,7 @@
               <w:jc w:val="right"/>
             </w:pPr>
             <w:r>
-              <w:t>2,182</w:t>
+              <w:t>2,125</w:t>
             </w:r>
           </w:p>
         </w:tc>
@@ -638,7 +638,7 @@
               <w:jc w:val="right"/>
             </w:pPr>
             <w:r>
-              <w:t>1,567</w:t>
+              <w:t>1,585</w:t>
             </w:r>
           </w:p>
         </w:tc>
@@ -661,7 +661,7 @@
               <w:jc w:val="right"/>
             </w:pPr>
             <w:r>
-              <w:t>2,633</w:t>
+              <w:t>2,657</w:t>
             </w:r>
           </w:p>
         </w:tc>
@@ -686,7 +686,7 @@
               <w:jc w:val="right"/>
             </w:pPr>
             <w:r>
-              <w:t>1,139</w:t>
+              <w:t>1,145</w:t>
             </w:r>
           </w:p>
         </w:tc>
@@ -709,7 +709,7 @@
               <w:jc w:val="right"/>
             </w:pPr>
             <w:r>
-              <w:t>3,750</w:t>
+              <w:t>3,753</w:t>
             </w:r>
           </w:p>
         </w:tc>
@@ -734,7 +734,7 @@
               <w:jc w:val="right"/>
             </w:pPr>
             <w:r>
-              <w:t>0,806</w:t>
+              <w:t>0,804</w:t>
             </w:r>
           </w:p>
         </w:tc>
@@ -757,7 +757,7 @@
               <w:jc w:val="right"/>
             </w:pPr>
             <w:r>
-              <w:t>4,032</w:t>
+              <w:t>4,115</w:t>
             </w:r>
           </w:p>
         </w:tc>
@@ -782,7 +782,7 @@
               <w:jc w:val="right"/>
             </w:pPr>
             <w:r>
-              <w:t>0,564</w:t>
+              <w:t>0,551</w:t>
             </w:r>
           </w:p>
         </w:tc>
@@ -805,7 +805,7 @@
               <w:jc w:val="right"/>
             </w:pPr>
             <w:r>
-              <w:t>3,837</w:t>
+              <w:t>3,905</w:t>
             </w:r>
           </w:p>
         </w:tc>
@@ -821,7 +821,7 @@
         <w:rPr>
           <w:b/>
         </w:rPr>
-        <w:t>Итого за сутки: 37,354 МВт·ч.</w:t>
+        <w:t>Итого за сутки: 37,581 МВт·ч.</w:t>
       </w:r>
     </w:p>
     <w:p>
@@ -834,7 +834,7 @@
     </w:p>
     <w:p>
       <w:r>
-        <w:t>Прогноз eb57dc981dd4, сформирован 19.02.2026 05:00 (Астана); модель windcast-0.1.0-cascade+direct; погода: Open-Meteo Previous Runs: ECMWF IFS, ECMWF AIFS, ICON, GFS, UKMO, GEM, CMA, выпуск 2026-02-18 18:00:00 UTC.</w:t>
+        <w:t>Прогноз 029212605a7b, сформирован 19.02.2026 05:00 (Астана); модель windcast-0.1.0-cascade+direct; погода: Open-Meteo Previous Runs: ECMWF IFS, ECMWF AIFS, ICON, GFS, UKMO, GEM, CMA, выпуск 2026-02-18 18:00:00 UTC.</w:t>
       </w:r>
     </w:p>
     <w:tbl>
@@ -940,7 +940,7 @@
           </w:tcPr>
           <w:p>
             <w:r>
-              <w:t>0,075</w:t>
+              <w:t>0,073</w:t>
             </w:r>
           </w:p>
         </w:tc>
@@ -950,7 +950,7 @@
           </w:tcPr>
           <w:p>
             <w:r>
-              <w:t>1,151</w:t>
+              <w:t>1,196</w:t>
             </w:r>
           </w:p>
         </w:tc>
@@ -960,7 +960,7 @@
           </w:tcPr>
           <w:p>
             <w:r>
-              <w:t>3,337</w:t>
+              <w:t>3,263</w:t>
             </w:r>
           </w:p>
         </w:tc>
@@ -1002,7 +1002,7 @@
           </w:tcPr>
           <w:p>
             <w:r>
-              <w:t>0,045</w:t>
+              <w:t>0,048</w:t>
             </w:r>
           </w:p>
         </w:tc>
@@ -1012,7 +1012,7 @@
           </w:tcPr>
           <w:p>
             <w:r>
-              <w:t>1,111</w:t>
+              <w:t>1,172</w:t>
             </w:r>
           </w:p>
         </w:tc>
@@ -1022,7 +1022,7 @@
           </w:tcPr>
           <w:p>
             <w:r>
-              <w:t>3,587</w:t>
+              <w:t>3,480</w:t>
             </w:r>
           </w:p>
         </w:tc>
@@ -1032,7 +1032,7 @@
           </w:tcPr>
           <w:p>
             <w:r>
-              <w:t>5.9</w:t>
+              <w:t>6.0</w:t>
             </w:r>
           </w:p>
         </w:tc>
@@ -1064,7 +1064,7 @@
           </w:tcPr>
           <w:p>
             <w:r>
-              <w:t>0,056</w:t>
+              <w:t>0,058</w:t>
             </w:r>
           </w:p>
         </w:tc>
@@ -1074,7 +1074,7 @@
           </w:tcPr>
           <w:p>
             <w:r>
-              <w:t>1,236</w:t>
+              <w:t>1,276</w:t>
             </w:r>
           </w:p>
         </w:tc>
@@ -1084,7 +1084,7 @@
           </w:tcPr>
           <w:p>
             <w:r>
-              <w:t>4,039</w:t>
+              <w:t>4,060</w:t>
             </w:r>
           </w:p>
         </w:tc>
@@ -1094,7 +1094,7 @@
           </w:tcPr>
           <w:p>
             <w:r>
-              <w:t>6.0</w:t>
+              <w:t>6.1</w:t>
             </w:r>
           </w:p>
         </w:tc>
@@ -1126,7 +1126,7 @@
           </w:tcPr>
           <w:p>
             <w:r>
-              <w:t>0,094</w:t>
+              <w:t>0,086</w:t>
             </w:r>
           </w:p>
         </w:tc>
@@ -1136,7 +1136,7 @@
           </w:tcPr>
           <w:p>
             <w:r>
-              <w:t>1,553</w:t>
+              <w:t>1,582</w:t>
             </w:r>
           </w:p>
         </w:tc>
@@ -1146,7 +1146,7 @@
           </w:tcPr>
           <w:p>
             <w:r>
-              <w:t>4,390</w:t>
+              <w:t>4,380</w:t>
             </w:r>
           </w:p>
         </w:tc>
@@ -1188,7 +1188,7 @@
           </w:tcPr>
           <w:p>
             <w:r>
-              <w:t>0,124</w:t>
+              <w:t>0,132</w:t>
             </w:r>
           </w:p>
         </w:tc>
@@ -1208,7 +1208,7 @@
           </w:tcPr>
           <w:p>
             <w:r>
-              <w:t>4,340</w:t>
+              <w:t>4,364</w:t>
             </w:r>
           </w:p>
         </w:tc>
@@ -1250,7 +1250,7 @@
           </w:tcPr>
           <w:p>
             <w:r>
-              <w:t>0,306</w:t>
+              <w:t>0,335</w:t>
             </w:r>
           </w:p>
         </w:tc>
@@ -1260,7 +1260,7 @@
           </w:tcPr>
           <w:p>
             <w:r>
-              <w:t>2,328</w:t>
+              <w:t>2,314</w:t>
             </w:r>
           </w:p>
         </w:tc>
@@ -1270,7 +1270,7 @@
           </w:tcPr>
           <w:p>
             <w:r>
-              <w:t>4,311</w:t>
+              <w:t>4,325</w:t>
             </w:r>
           </w:p>
         </w:tc>
@@ -1312,7 +1312,7 @@
           </w:tcPr>
           <w:p>
             <w:r>
-              <w:t>0,395</w:t>
+              <w:t>0,372</w:t>
             </w:r>
           </w:p>
         </w:tc>
@@ -1322,7 +1322,7 @@
           </w:tcPr>
           <w:p>
             <w:r>
-              <w:t>2,588</w:t>
+              <w:t>2,562</w:t>
             </w:r>
           </w:p>
         </w:tc>
@@ -1332,7 +1332,7 @@
           </w:tcPr>
           <w:p>
             <w:r>
-              <w:t>4,431</w:t>
+              <w:t>4,395</w:t>
             </w:r>
           </w:p>
         </w:tc>
@@ -1374,7 +1374,7 @@
           </w:tcPr>
           <w:p>
             <w:r>
-              <w:t>0,476</w:t>
+              <w:t>0,478</w:t>
             </w:r>
           </w:p>
         </w:tc>
@@ -1384,7 +1384,7 @@
           </w:tcPr>
           <w:p>
             <w:r>
-              <w:t>2,498</w:t>
+              <w:t>2,487</w:t>
             </w:r>
           </w:p>
         </w:tc>
@@ -1394,7 +1394,7 @@
           </w:tcPr>
           <w:p>
             <w:r>
-              <w:t>4,190</w:t>
+              <w:t>4,222</w:t>
             </w:r>
           </w:p>
         </w:tc>
@@ -1436,7 +1436,7 @@
           </w:tcPr>
           <w:p>
             <w:r>
-              <w:t>0,139</w:t>
+              <w:t>0,140</w:t>
             </w:r>
           </w:p>
         </w:tc>
@@ -1446,7 +1446,7 @@
           </w:tcPr>
           <w:p>
             <w:r>
-              <w:t>1,567</w:t>
+              <w:t>1,585</w:t>
             </w:r>
           </w:p>
         </w:tc>
@@ -1456,7 +1456,7 @@
           </w:tcPr>
           <w:p>
             <w:r>
-              <w:t>3,966</w:t>
+              <w:t>3,986</w:t>
             </w:r>
           </w:p>
         </w:tc>
@@ -1498,7 +1498,7 @@
           </w:tcPr>
           <w:p>
             <w:r>
-              <w:t>0,059</w:t>
+              <w:t>0,068</w:t>
             </w:r>
           </w:p>
         </w:tc>
@@ -1508,7 +1508,7 @@
           </w:tcPr>
           <w:p>
             <w:r>
-              <w:t>1,139</w:t>
+              <w:t>1,145</w:t>
             </w:r>
           </w:p>
         </w:tc>
@@ -1518,7 +1518,7 @@
           </w:tcPr>
           <w:p>
             <w:r>
-              <w:t>3,653</w:t>
+              <w:t>3,683</w:t>
             </w:r>
           </w:p>
         </w:tc>
@@ -1560,7 +1560,7 @@
           </w:tcPr>
           <w:p>
             <w:r>
-              <w:t>0,019</w:t>
+              <w:t>0,020</w:t>
             </w:r>
           </w:p>
         </w:tc>
@@ -1570,7 +1570,7 @@
           </w:tcPr>
           <w:p>
             <w:r>
-              <w:t>0,806</w:t>
+              <w:t>0,804</w:t>
             </w:r>
           </w:p>
         </w:tc>
@@ -1580,7 +1580,7 @@
           </w:tcPr>
           <w:p>
             <w:r>
-              <w:t>2,797</w:t>
+              <w:t>2,787</w:t>
             </w:r>
           </w:p>
         </w:tc>
@@ -1622,7 +1622,7 @@
           </w:tcPr>
           <w:p>
             <w:r>
-              <w:t>0,012</w:t>
+              <w:t>0,014</w:t>
             </w:r>
           </w:p>
         </w:tc>
@@ -1632,7 +1632,7 @@
           </w:tcPr>
           <w:p>
             <w:r>
-              <w:t>0,564</w:t>
+              <w:t>0,551</w:t>
             </w:r>
           </w:p>
         </w:tc>
@@ -1642,7 +1642,7 @@
           </w:tcPr>
           <w:p>
             <w:r>
-              <w:t>2,022</w:t>
+              <w:t>1,965</w:t>
             </w:r>
           </w:p>
         </w:tc>
@@ -1684,7 +1684,7 @@
           </w:tcPr>
           <w:p>
             <w:r>
-              <w:t>0,022</w:t>
+              <w:t>0,021</w:t>
             </w:r>
           </w:p>
         </w:tc>
@@ -1694,7 +1694,7 @@
           </w:tcPr>
           <w:p>
             <w:r>
-              <w:t>0,364</w:t>
+              <w:t>0,370</w:t>
             </w:r>
           </w:p>
         </w:tc>
@@ -1704,7 +1704,7 @@
           </w:tcPr>
           <w:p>
             <w:r>
-              <w:t>1,553</w:t>
+              <w:t>1,595</w:t>
             </w:r>
           </w:p>
         </w:tc>
@@ -1756,7 +1756,7 @@
           </w:tcPr>
           <w:p>
             <w:r>
-              <w:t>0,254</w:t>
+              <w:t>0,267</w:t>
             </w:r>
           </w:p>
         </w:tc>
@@ -1766,7 +1766,7 @@
           </w:tcPr>
           <w:p>
             <w:r>
-              <w:t>1,259</w:t>
+              <w:t>1,265</w:t>
             </w:r>
           </w:p>
         </w:tc>
@@ -1808,7 +1808,7 @@
           </w:tcPr>
           <w:p>
             <w:r>
-              <w:t>0,030</w:t>
+              <w:t>0,029</w:t>
             </w:r>
           </w:p>
         </w:tc>
@@ -1828,7 +1828,7 @@
           </w:tcPr>
           <w:p>
             <w:r>
-              <w:t>1,257</w:t>
+              <w:t>1,256</w:t>
             </w:r>
           </w:p>
         </w:tc>
@@ -1880,7 +1880,7 @@
           </w:tcPr>
           <w:p>
             <w:r>
-              <w:t>0,198</w:t>
+              <w:t>0,197</w:t>
             </w:r>
           </w:p>
         </w:tc>
@@ -1890,7 +1890,7 @@
           </w:tcPr>
           <w:p>
             <w:r>
-              <w:t>1,355</w:t>
+              <w:t>1,345</w:t>
             </w:r>
           </w:p>
         </w:tc>
@@ -1942,7 +1942,7 @@
           </w:tcPr>
           <w:p>
             <w:r>
-              <w:t>0,205</w:t>
+              <w:t>0,209</w:t>
             </w:r>
           </w:p>
         </w:tc>
@@ -1952,7 +1952,7 @@
           </w:tcPr>
           <w:p>
             <w:r>
-              <w:t>2,136</w:t>
+              <w:t>2,164</w:t>
             </w:r>
           </w:p>
         </w:tc>
@@ -1962,7 +1962,7 @@
           </w:tcPr>
           <w:p>
             <w:r>
-              <w:t>3.5</w:t>
+              <w:t>3.6</w:t>
             </w:r>
           </w:p>
         </w:tc>
@@ -2004,7 +2004,7 @@
           </w:tcPr>
           <w:p>
             <w:r>
-              <w:t>0,340</w:t>
+              <w:t>0,326</w:t>
             </w:r>
           </w:p>
         </w:tc>
@@ -2014,7 +2014,7 @@
           </w:tcPr>
           <w:p>
             <w:r>
-              <w:t>2,587</w:t>
+              <w:t>2,680</w:t>
             </w:r>
           </w:p>
         </w:tc>
@@ -2056,7 +2056,7 @@
           </w:tcPr>
           <w:p>
             <w:r>
-              <w:t>0,042</w:t>
+              <w:t>0,044</w:t>
             </w:r>
           </w:p>
         </w:tc>
@@ -2066,7 +2066,7 @@
           </w:tcPr>
           <w:p>
             <w:r>
-              <w:t>0,812</w:t>
+              <w:t>0,777</w:t>
             </w:r>
           </w:p>
         </w:tc>
@@ -2076,7 +2076,7 @@
           </w:tcPr>
           <w:p>
             <w:r>
-              <w:t>3,937</w:t>
+              <w:t>3,913</w:t>
             </w:r>
           </w:p>
         </w:tc>
@@ -2086,7 +2086,7 @@
           </w:tcPr>
           <w:p>
             <w:r>
-              <w:t>5.2</w:t>
+              <w:t>5.1</w:t>
             </w:r>
           </w:p>
         </w:tc>
@@ -2118,7 +2118,7 @@
           </w:tcPr>
           <w:p>
             <w:r>
-              <w:t>0,120</w:t>
+              <w:t>0,115</w:t>
             </w:r>
           </w:p>
         </w:tc>
@@ -2128,7 +2128,7 @@
           </w:tcPr>
           <w:p>
             <w:r>
-              <w:t>2,182</w:t>
+              <w:t>2,125</w:t>
             </w:r>
           </w:p>
         </w:tc>
@@ -2138,7 +2138,7 @@
           </w:tcPr>
           <w:p>
             <w:r>
-              <w:t>4,635</w:t>
+              <w:t>4,645</w:t>
             </w:r>
           </w:p>
         </w:tc>
@@ -2148,7 +2148,7 @@
           </w:tcPr>
           <w:p>
             <w:r>
-              <w:t>7.4</w:t>
+              <w:t>7.3</w:t>
             </w:r>
           </w:p>
         </w:tc>
@@ -2180,7 +2180,7 @@
           </w:tcPr>
           <w:p>
             <w:r>
-              <w:t>0,232</w:t>
+              <w:t>0,236</w:t>
             </w:r>
           </w:p>
         </w:tc>
@@ -2190,7 +2190,7 @@
           </w:tcPr>
           <w:p>
             <w:r>
-              <w:t>2,633</w:t>
+              <w:t>2,657</w:t>
             </w:r>
           </w:p>
         </w:tc>
@@ -2200,7 +2200,7 @@
           </w:tcPr>
           <w:p>
             <w:r>
-              <w:t>4,891</w:t>
+              <w:t>4,899</w:t>
             </w:r>
           </w:p>
         </w:tc>
@@ -2242,7 +2242,7 @@
           </w:tcPr>
           <w:p>
             <w:r>
-              <w:t>0,896</w:t>
+              <w:t>0,860</w:t>
             </w:r>
           </w:p>
         </w:tc>
@@ -2252,7 +2252,7 @@
           </w:tcPr>
           <w:p>
             <w:r>
-              <w:t>3,750</w:t>
+              <w:t>3,753</w:t>
             </w:r>
           </w:p>
         </w:tc>
@@ -2262,7 +2262,7 @@
           </w:tcPr>
           <w:p>
             <w:r>
-              <w:t>4,928</w:t>
+              <w:t>4,925</w:t>
             </w:r>
           </w:p>
         </w:tc>
@@ -2272,7 +2272,7 @@
           </w:tcPr>
           <w:p>
             <w:r>
-              <w:t>9.9</w:t>
+              <w:t>10.0</w:t>
             </w:r>
           </w:p>
         </w:tc>
@@ -2304,7 +2304,7 @@
           </w:tcPr>
           <w:p>
             <w:r>
-              <w:t>1,909</w:t>
+              <w:t>1,944</w:t>
             </w:r>
           </w:p>
         </w:tc>
@@ -2314,7 +2314,7 @@
           </w:tcPr>
           <w:p>
             <w:r>
-              <w:t>4,032</w:t>
+              <w:t>4,115</w:t>
             </w:r>
           </w:p>
         </w:tc>
@@ -2324,7 +2324,7 @@
           </w:tcPr>
           <w:p>
             <w:r>
-              <w:t>4,970</w:t>
+              <w:t>4,971</w:t>
             </w:r>
           </w:p>
         </w:tc>
@@ -2334,7 +2334,7 @@
           </w:tcPr>
           <w:p>
             <w:r>
-              <w:t>9.7</w:t>
+              <w:t>9.8</w:t>
             </w:r>
           </w:p>
         </w:tc>
@@ -2366,7 +2366,7 @@
           </w:tcPr>
           <w:p>
             <w:r>
-              <w:t>1,635</w:t>
+              <w:t>1,630</w:t>
             </w:r>
           </w:p>
         </w:tc>
@@ -2376,7 +2376,7 @@
           </w:tcPr>
           <w:p>
             <w:r>
-              <w:t>3,837</w:t>
+              <w:t>3,905</w:t>
             </w:r>
           </w:p>
         </w:tc>
@@ -2386,7 +2386,7 @@
           </w:tcPr>
           <w:p>
             <w:r>
-              <w:t>4,869</w:t>
+              <w:t>4,865</w:t>
             </w:r>
           </w:p>
         </w:tc>
@@ -2396,7 +2396,7 @@
           </w:tcPr>
           <w:p>
             <w:r>
-              <w:t>9.4</w:t>
+              <w:t>9.6</w:t>
             </w:r>
           </w:p>
         </w:tc>
@@ -2431,7 +2431,7 @@
         <w:pStyle w:val="ListBullet"/>
       </w:pPr>
       <w:r>
-        <w:t>резкий рост на 2.93 МВт за 3 ч к 21:00</w:t>
+        <w:t>резкий рост на 2.97 МВт за 3 ч к 21:00</w:t>
       </w:r>
     </w:p>
     <w:p>
@@ -2568,7 +2568,7 @@
           </w:tcPr>
           <w:p>
             <w:r>
-              <w:t>1,127</w:t>
+              <w:t>1,074</w:t>
             </w:r>
           </w:p>
         </w:tc>
@@ -2578,7 +2578,7 @@
           </w:tcPr>
           <w:p>
             <w:r>
-              <w:t>1,567 → 2,694</w:t>
+              <w:t>1,585 → 2,659</w:t>
             </w:r>
           </w:p>
         </w:tc>
@@ -2630,7 +2630,7 @@
           </w:tcPr>
           <w:p>
             <w:r>
-              <w:t>0,958</w:t>
+              <w:t>0,938</w:t>
             </w:r>
           </w:p>
         </w:tc>
@@ -2640,7 +2640,7 @@
           </w:tcPr>
           <w:p>
             <w:r>
-              <w:t>1,139 → 2,097</w:t>
+              <w:t>1,145 → 2,083</w:t>
             </w:r>
           </w:p>
         </w:tc>
@@ -2692,7 +2692,7 @@
           </w:tcPr>
           <w:p>
             <w:r>
-              <w:t>0,771</w:t>
+              <w:t>0,746</w:t>
             </w:r>
           </w:p>
         </w:tc>
@@ -2702,7 +2702,7 @@
           </w:tcPr>
           <w:p>
             <w:r>
-              <w:t>0,806 → 1,577</w:t>
+              <w:t>0,804 → 1,550</w:t>
             </w:r>
           </w:p>
         </w:tc>
@@ -2754,7 +2754,7 @@
           </w:tcPr>
           <w:p>
             <w:r>
-              <w:t>0,799</w:t>
+              <w:t>0,814</w:t>
             </w:r>
           </w:p>
         </w:tc>
@@ -2764,7 +2764,7 @@
           </w:tcPr>
           <w:p>
             <w:r>
-              <w:t>0,564 → 1,363</w:t>
+              <w:t>0,551 → 1,365</w:t>
             </w:r>
           </w:p>
         </w:tc>
@@ -2816,7 +2816,7 @@
           </w:tcPr>
           <w:p>
             <w:r>
-              <w:t>0,737</w:t>
+              <w:t>0,720</w:t>
             </w:r>
           </w:p>
         </w:tc>
@@ -2826,7 +2826,7 @@
           </w:tcPr>
           <w:p>
             <w:r>
-              <w:t>0,364 → 1,101</w:t>
+              <w:t>0,370 → 1,090</w:t>
             </w:r>
           </w:p>
         </w:tc>
@@ -2878,7 +2878,7 @@
           </w:tcPr>
           <w:p>
             <w:r>
-              <w:t>0,681</w:t>
+              <w:t>0,652</w:t>
             </w:r>
           </w:p>
         </w:tc>
@@ -2888,7 +2888,7 @@
           </w:tcPr>
           <w:p>
             <w:r>
-              <w:t>0,254 → 0,935</w:t>
+              <w:t>0,267 → 0,919</w:t>
             </w:r>
           </w:p>
         </w:tc>
@@ -2910,7 +2910,7 @@
           </w:tcPr>
           <w:p>
             <w:r>
-              <w:t>19.02 23:00</w:t>
+              <w:t>20.02 05:00</w:t>
             </w:r>
           </w:p>
         </w:tc>
@@ -2940,7 +2940,7 @@
           </w:tcPr>
           <w:p>
             <w:r>
-              <w:t>0,518</w:t>
+              <w:t>0,519</w:t>
             </w:r>
           </w:p>
         </w:tc>
@@ -2950,7 +2950,7 @@
           </w:tcPr>
           <w:p>
             <w:r>
-              <w:t>0,230 → 0,748</w:t>
+              <w:t>0,230 → 0,749</w:t>
             </w:r>
           </w:p>
         </w:tc>
@@ -3002,7 +3002,7 @@
           </w:tcPr>
           <w:p>
             <w:r>
-              <w:t>0,662</w:t>
+              <w:t>0,631</w:t>
             </w:r>
           </w:p>
         </w:tc>
@@ -3012,7 +3012,7 @@
           </w:tcPr>
           <w:p>
             <w:r>
-              <w:t>0,812 → 0,150</w:t>
+              <w:t>0,777 → 0,146</w:t>
             </w:r>
           </w:p>
         </w:tc>
@@ -3064,7 +3064,7 @@
           </w:tcPr>
           <w:p>
             <w:r>
-              <w:t>1,861</w:t>
+              <w:t>1,815</w:t>
             </w:r>
           </w:p>
         </w:tc>
@@ -3074,7 +3074,7 @@
           </w:tcPr>
           <w:p>
             <w:r>
-              <w:t>2,182 → 0,321</w:t>
+              <w:t>2,125 → 0,310</w:t>
             </w:r>
           </w:p>
         </w:tc>
@@ -3126,7 +3126,7 @@
           </w:tcPr>
           <w:p>
             <w:r>
-              <w:t>1,984</w:t>
+              <w:t>2,010</w:t>
             </w:r>
           </w:p>
         </w:tc>
@@ -3136,7 +3136,7 @@
           </w:tcPr>
           <w:p>
             <w:r>
-              <w:t>2,633 → 0,649</w:t>
+              <w:t>2,657 → 0,647</w:t>
             </w:r>
           </w:p>
         </w:tc>
@@ -3188,7 +3188,7 @@
           </w:tcPr>
           <w:p>
             <w:r>
-              <w:t>2,179</w:t>
+              <w:t>2,210</w:t>
             </w:r>
           </w:p>
         </w:tc>
@@ -3198,7 +3198,7 @@
           </w:tcPr>
           <w:p>
             <w:r>
-              <w:t>3,750 → 1,571</w:t>
+              <w:t>3,753 → 1,543</w:t>
             </w:r>
           </w:p>
         </w:tc>
@@ -3250,7 +3250,7 @@
           </w:tcPr>
           <w:p>
             <w:r>
-              <w:t>1,065</w:t>
+              <w:t>1,147</w:t>
             </w:r>
           </w:p>
         </w:tc>
@@ -3260,7 +3260,7 @@
           </w:tcPr>
           <w:p>
             <w:r>
-              <w:t>4,032 → 2,967</w:t>
+              <w:t>4,115 → 2,968</w:t>
             </w:r>
           </w:p>
         </w:tc>
@@ -3312,7 +3312,7 @@
           </w:tcPr>
           <w:p>
             <w:r>
-              <w:t>0,528</w:t>
+              <w:t>0,561</w:t>
             </w:r>
           </w:p>
         </w:tc>
@@ -3322,7 +3322,7 @@
           </w:tcPr>
           <w:p>
             <w:r>
-              <w:t>2,967 → 2,439</w:t>
+              <w:t>2,968 → 2,407</w:t>
             </w:r>
           </w:p>
         </w:tc>
@@ -3374,7 +3374,7 @@
           </w:tcPr>
           <w:p>
             <w:r>
-              <w:t>0,510</w:t>
+              <w:t>0,611</w:t>
             </w:r>
           </w:p>
         </w:tc>
@@ -3384,7 +3384,7 @@
           </w:tcPr>
           <w:p>
             <w:r>
-              <w:t>3,837 → 3,327</w:t>
+              <w:t>3,905 → 3,294</w:t>
             </w:r>
           </w:p>
         </w:tc>

--- a/artifacts/bids/2026-02-20/zayavka_2026-02-20.docx
+++ b/artifacts/bids/2026-02-20/zayavka_2026-02-20.docx
@@ -254,7 +254,7 @@
               <w:jc w:val="right"/>
             </w:pPr>
             <w:r>
-              <w:t>1,196</w:t>
+              <w:t>1,271</w:t>
             </w:r>
           </w:p>
         </w:tc>
@@ -277,7 +277,7 @@
               <w:jc w:val="right"/>
             </w:pPr>
             <w:r>
-              <w:t>0,370</w:t>
+              <w:t>0,388</w:t>
             </w:r>
           </w:p>
         </w:tc>
@@ -302,7 +302,7 @@
               <w:jc w:val="right"/>
             </w:pPr>
             <w:r>
-              <w:t>1,172</w:t>
+              <w:t>1,101</w:t>
             </w:r>
           </w:p>
         </w:tc>
@@ -325,7 +325,7 @@
               <w:jc w:val="right"/>
             </w:pPr>
             <w:r>
-              <w:t>0,267</w:t>
+              <w:t>0,275</w:t>
             </w:r>
           </w:p>
         </w:tc>
@@ -350,7 +350,7 @@
               <w:jc w:val="right"/>
             </w:pPr>
             <w:r>
-              <w:t>1,276</w:t>
+              <w:t>1,172</w:t>
             </w:r>
           </w:p>
         </w:tc>
@@ -373,7 +373,7 @@
               <w:jc w:val="right"/>
             </w:pPr>
             <w:r>
-              <w:t>0,230</w:t>
+              <w:t>0,231</w:t>
             </w:r>
           </w:p>
         </w:tc>
@@ -398,7 +398,7 @@
               <w:jc w:val="right"/>
             </w:pPr>
             <w:r>
-              <w:t>1,582</w:t>
+              <w:t>1,497</w:t>
             </w:r>
           </w:p>
         </w:tc>
@@ -421,7 +421,7 @@
               <w:jc w:val="right"/>
             </w:pPr>
             <w:r>
-              <w:t>0,197</w:t>
+              <w:t>0,201</w:t>
             </w:r>
           </w:p>
         </w:tc>
@@ -446,7 +446,7 @@
               <w:jc w:val="right"/>
             </w:pPr>
             <w:r>
-              <w:t>1,976</w:t>
+              <w:t>1,966</w:t>
             </w:r>
           </w:p>
         </w:tc>
@@ -469,7 +469,7 @@
               <w:jc w:val="right"/>
             </w:pPr>
             <w:r>
-              <w:t>0,209</w:t>
+              <w:t>0,240</w:t>
             </w:r>
           </w:p>
         </w:tc>
@@ -494,7 +494,7 @@
               <w:jc w:val="right"/>
             </w:pPr>
             <w:r>
-              <w:t>2,314</w:t>
+              <w:t>2,324</w:t>
             </w:r>
           </w:p>
         </w:tc>
@@ -517,7 +517,7 @@
               <w:jc w:val="right"/>
             </w:pPr>
             <w:r>
-              <w:t>0,326</w:t>
+              <w:t>0,353</w:t>
             </w:r>
           </w:p>
         </w:tc>
@@ -542,7 +542,7 @@
               <w:jc w:val="right"/>
             </w:pPr>
             <w:r>
-              <w:t>2,562</w:t>
+              <w:t>2,575</w:t>
             </w:r>
           </w:p>
         </w:tc>
@@ -565,7 +565,7 @@
               <w:jc w:val="right"/>
             </w:pPr>
             <w:r>
-              <w:t>0,777</w:t>
+              <w:t>0,704</w:t>
             </w:r>
           </w:p>
         </w:tc>
@@ -590,7 +590,7 @@
               <w:jc w:val="right"/>
             </w:pPr>
             <w:r>
-              <w:t>2,487</w:t>
+              <w:t>2,522</w:t>
             </w:r>
           </w:p>
         </w:tc>
@@ -613,7 +613,7 @@
               <w:jc w:val="right"/>
             </w:pPr>
             <w:r>
-              <w:t>2,125</w:t>
+              <w:t>2,230</w:t>
             </w:r>
           </w:p>
         </w:tc>
@@ -638,7 +638,7 @@
               <w:jc w:val="right"/>
             </w:pPr>
             <w:r>
-              <w:t>1,585</w:t>
+              <w:t>1,535</w:t>
             </w:r>
           </w:p>
         </w:tc>
@@ -661,7 +661,7 @@
               <w:jc w:val="right"/>
             </w:pPr>
             <w:r>
-              <w:t>2,657</w:t>
+              <w:t>2,703</w:t>
             </w:r>
           </w:p>
         </w:tc>
@@ -686,7 +686,7 @@
               <w:jc w:val="right"/>
             </w:pPr>
             <w:r>
-              <w:t>1,145</w:t>
+              <w:t>1,111</w:t>
             </w:r>
           </w:p>
         </w:tc>
@@ -709,7 +709,7 @@
               <w:jc w:val="right"/>
             </w:pPr>
             <w:r>
-              <w:t>3,753</w:t>
+              <w:t>3,818</w:t>
             </w:r>
           </w:p>
         </w:tc>
@@ -734,7 +734,7 @@
               <w:jc w:val="right"/>
             </w:pPr>
             <w:r>
-              <w:t>0,804</w:t>
+              <w:t>0,777</w:t>
             </w:r>
           </w:p>
         </w:tc>
@@ -757,7 +757,7 @@
               <w:jc w:val="right"/>
             </w:pPr>
             <w:r>
-              <w:t>4,115</w:t>
+              <w:t>4,111</w:t>
             </w:r>
           </w:p>
         </w:tc>
@@ -782,7 +782,7 @@
               <w:jc w:val="right"/>
             </w:pPr>
             <w:r>
-              <w:t>0,551</w:t>
+              <w:t>0,556</w:t>
             </w:r>
           </w:p>
         </w:tc>
@@ -805,7 +805,7 @@
               <w:jc w:val="right"/>
             </w:pPr>
             <w:r>
-              <w:t>3,905</w:t>
+              <w:t>3,910</w:t>
             </w:r>
           </w:p>
         </w:tc>
@@ -821,7 +821,7 @@
         <w:rPr>
           <w:b/>
         </w:rPr>
-        <w:t>Итого за сутки: 37,581 МВт·ч.</w:t>
+        <w:t>Итого за сутки: 37,571 МВт·ч.</w:t>
       </w:r>
     </w:p>
     <w:p>
@@ -834,7 +834,7 @@
     </w:p>
     <w:p>
       <w:r>
-        <w:t>Прогноз 029212605a7b, сформирован 19.02.2026 05:00 (Астана); модель windcast-0.1.0-cascade+direct; погода: Open-Meteo Previous Runs: ECMWF IFS, ECMWF AIFS, ICON, GFS, UKMO, GEM, CMA, выпуск 2026-02-18 18:00:00 UTC.</w:t>
+        <w:t>Прогноз 91b1d1ce9491, сформирован 19.02.2026 05:00 (Астана); модель windcast-0.1.0-cascade+cqr; погода: Open-Meteo Previous Runs: ECMWF IFS, ECMWF AIFS, ICON, GFS, UKMO, GEM, CMA, выпуск 2026-02-18 18:00:00 UTC.</w:t>
       </w:r>
     </w:p>
     <w:tbl>
@@ -940,7 +940,7 @@
           </w:tcPr>
           <w:p>
             <w:r>
-              <w:t>0,073</w:t>
+              <w:t>0,022</w:t>
             </w:r>
           </w:p>
         </w:tc>
@@ -950,7 +950,7 @@
           </w:tcPr>
           <w:p>
             <w:r>
-              <w:t>1,196</w:t>
+              <w:t>1,271</w:t>
             </w:r>
           </w:p>
         </w:tc>
@@ -960,7 +960,7 @@
           </w:tcPr>
           <w:p>
             <w:r>
-              <w:t>3,263</w:t>
+              <w:t>3,306</w:t>
             </w:r>
           </w:p>
         </w:tc>
@@ -1002,7 +1002,7 @@
           </w:tcPr>
           <w:p>
             <w:r>
-              <w:t>0,048</w:t>
+              <w:t>0,004</w:t>
             </w:r>
           </w:p>
         </w:tc>
@@ -1012,7 +1012,7 @@
           </w:tcPr>
           <w:p>
             <w:r>
-              <w:t>1,172</w:t>
+              <w:t>1,101</w:t>
             </w:r>
           </w:p>
         </w:tc>
@@ -1022,7 +1022,7 @@
           </w:tcPr>
           <w:p>
             <w:r>
-              <w:t>3,480</w:t>
+              <w:t>3,498</w:t>
             </w:r>
           </w:p>
         </w:tc>
@@ -1064,7 +1064,7 @@
           </w:tcPr>
           <w:p>
             <w:r>
-              <w:t>0,058</w:t>
+              <w:t>0,011</w:t>
             </w:r>
           </w:p>
         </w:tc>
@@ -1074,7 +1074,7 @@
           </w:tcPr>
           <w:p>
             <w:r>
-              <w:t>1,276</w:t>
+              <w:t>1,172</w:t>
             </w:r>
           </w:p>
         </w:tc>
@@ -1084,7 +1084,7 @@
           </w:tcPr>
           <w:p>
             <w:r>
-              <w:t>4,060</w:t>
+              <w:t>4,157</w:t>
             </w:r>
           </w:p>
         </w:tc>
@@ -1126,7 +1126,7 @@
           </w:tcPr>
           <w:p>
             <w:r>
-              <w:t>0,086</w:t>
+              <w:t>0,018</w:t>
             </w:r>
           </w:p>
         </w:tc>
@@ -1136,7 +1136,7 @@
           </w:tcPr>
           <w:p>
             <w:r>
-              <w:t>1,582</w:t>
+              <w:t>1,497</w:t>
             </w:r>
           </w:p>
         </w:tc>
@@ -1146,7 +1146,7 @@
           </w:tcPr>
           <w:p>
             <w:r>
-              <w:t>4,380</w:t>
+              <w:t>4,535</w:t>
             </w:r>
           </w:p>
         </w:tc>
@@ -1188,7 +1188,7 @@
           </w:tcPr>
           <w:p>
             <w:r>
-              <w:t>0,132</w:t>
+              <w:t>0,047</w:t>
             </w:r>
           </w:p>
         </w:tc>
@@ -1198,7 +1198,7 @@
           </w:tcPr>
           <w:p>
             <w:r>
-              <w:t>1,976</w:t>
+              <w:t>1,966</w:t>
             </w:r>
           </w:p>
         </w:tc>
@@ -1208,7 +1208,7 @@
           </w:tcPr>
           <w:p>
             <w:r>
-              <w:t>4,364</w:t>
+              <w:t>4,488</w:t>
             </w:r>
           </w:p>
         </w:tc>
@@ -1250,7 +1250,7 @@
           </w:tcPr>
           <w:p>
             <w:r>
-              <w:t>0,335</w:t>
+              <w:t>0,271</w:t>
             </w:r>
           </w:p>
         </w:tc>
@@ -1260,7 +1260,7 @@
           </w:tcPr>
           <w:p>
             <w:r>
-              <w:t>2,314</w:t>
+              <w:t>2,324</w:t>
             </w:r>
           </w:p>
         </w:tc>
@@ -1270,7 +1270,7 @@
           </w:tcPr>
           <w:p>
             <w:r>
-              <w:t>4,325</w:t>
+              <w:t>4,429</w:t>
             </w:r>
           </w:p>
         </w:tc>
@@ -1312,7 +1312,7 @@
           </w:tcPr>
           <w:p>
             <w:r>
-              <w:t>0,372</w:t>
+              <w:t>0,321</w:t>
             </w:r>
           </w:p>
         </w:tc>
@@ -1322,7 +1322,7 @@
           </w:tcPr>
           <w:p>
             <w:r>
-              <w:t>2,562</w:t>
+              <w:t>2,575</w:t>
             </w:r>
           </w:p>
         </w:tc>
@@ -1332,7 +1332,7 @@
           </w:tcPr>
           <w:p>
             <w:r>
-              <w:t>4,395</w:t>
+              <w:t>4,490</w:t>
             </w:r>
           </w:p>
         </w:tc>
@@ -1374,7 +1374,7 @@
           </w:tcPr>
           <w:p>
             <w:r>
-              <w:t>0,478</w:t>
+              <w:t>0,456</w:t>
             </w:r>
           </w:p>
         </w:tc>
@@ -1384,7 +1384,7 @@
           </w:tcPr>
           <w:p>
             <w:r>
-              <w:t>2,487</w:t>
+              <w:t>2,522</w:t>
             </w:r>
           </w:p>
         </w:tc>
@@ -1394,7 +1394,7 @@
           </w:tcPr>
           <w:p>
             <w:r>
-              <w:t>4,222</w:t>
+              <w:t>4,289</w:t>
             </w:r>
           </w:p>
         </w:tc>
@@ -1436,7 +1436,7 @@
           </w:tcPr>
           <w:p>
             <w:r>
-              <w:t>0,140</w:t>
+              <w:t>0,045</w:t>
             </w:r>
           </w:p>
         </w:tc>
@@ -1446,7 +1446,7 @@
           </w:tcPr>
           <w:p>
             <w:r>
-              <w:t>1,585</w:t>
+              <w:t>1,535</w:t>
             </w:r>
           </w:p>
         </w:tc>
@@ -1456,7 +1456,7 @@
           </w:tcPr>
           <w:p>
             <w:r>
-              <w:t>3,986</w:t>
+              <w:t>4,057</w:t>
             </w:r>
           </w:p>
         </w:tc>
@@ -1498,7 +1498,7 @@
           </w:tcPr>
           <w:p>
             <w:r>
-              <w:t>0,068</w:t>
+              <w:t>0,022</w:t>
             </w:r>
           </w:p>
         </w:tc>
@@ -1508,7 +1508,7 @@
           </w:tcPr>
           <w:p>
             <w:r>
-              <w:t>1,145</w:t>
+              <w:t>1,111</w:t>
             </w:r>
           </w:p>
         </w:tc>
@@ -1518,7 +1518,7 @@
           </w:tcPr>
           <w:p>
             <w:r>
-              <w:t>3,683</w:t>
+              <w:t>3,731</w:t>
             </w:r>
           </w:p>
         </w:tc>
@@ -1560,7 +1560,7 @@
           </w:tcPr>
           <w:p>
             <w:r>
-              <w:t>0,020</w:t>
+              <w:t>0,014</w:t>
             </w:r>
           </w:p>
         </w:tc>
@@ -1570,7 +1570,7 @@
           </w:tcPr>
           <w:p>
             <w:r>
-              <w:t>0,804</w:t>
+              <w:t>0,777</w:t>
             </w:r>
           </w:p>
         </w:tc>
@@ -1580,7 +1580,7 @@
           </w:tcPr>
           <w:p>
             <w:r>
-              <w:t>2,787</w:t>
+              <w:t>2,784</w:t>
             </w:r>
           </w:p>
         </w:tc>
@@ -1622,7 +1622,7 @@
           </w:tcPr>
           <w:p>
             <w:r>
-              <w:t>0,014</w:t>
+              <w:t>0,020</w:t>
             </w:r>
           </w:p>
         </w:tc>
@@ -1632,7 +1632,7 @@
           </w:tcPr>
           <w:p>
             <w:r>
-              <w:t>0,551</w:t>
+              <w:t>0,556</w:t>
             </w:r>
           </w:p>
         </w:tc>
@@ -1642,7 +1642,7 @@
           </w:tcPr>
           <w:p>
             <w:r>
-              <w:t>1,965</w:t>
+              <w:t>1,935</w:t>
             </w:r>
           </w:p>
         </w:tc>
@@ -1684,7 +1684,7 @@
           </w:tcPr>
           <w:p>
             <w:r>
-              <w:t>0,021</w:t>
+              <w:t>0,030</w:t>
             </w:r>
           </w:p>
         </w:tc>
@@ -1694,7 +1694,7 @@
           </w:tcPr>
           <w:p>
             <w:r>
-              <w:t>0,370</w:t>
+              <w:t>0,388</w:t>
             </w:r>
           </w:p>
         </w:tc>
@@ -1704,7 +1704,7 @@
           </w:tcPr>
           <w:p>
             <w:r>
-              <w:t>1,595</w:t>
+              <w:t>1,628</w:t>
             </w:r>
           </w:p>
         </w:tc>
@@ -1746,7 +1746,7 @@
           </w:tcPr>
           <w:p>
             <w:r>
-              <w:t>0,000</w:t>
+              <w:t>0,011</w:t>
             </w:r>
           </w:p>
         </w:tc>
@@ -1756,7 +1756,7 @@
           </w:tcPr>
           <w:p>
             <w:r>
-              <w:t>0,267</w:t>
+              <w:t>0,275</w:t>
             </w:r>
           </w:p>
         </w:tc>
@@ -1766,7 +1766,7 @@
           </w:tcPr>
           <w:p>
             <w:r>
-              <w:t>1,265</w:t>
+              <w:t>1,225</w:t>
             </w:r>
           </w:p>
         </w:tc>
@@ -1808,7 +1808,7 @@
           </w:tcPr>
           <w:p>
             <w:r>
-              <w:t>0,029</w:t>
+              <w:t>0,042</w:t>
             </w:r>
           </w:p>
         </w:tc>
@@ -1818,7 +1818,7 @@
           </w:tcPr>
           <w:p>
             <w:r>
-              <w:t>0,230</w:t>
+              <w:t>0,231</w:t>
             </w:r>
           </w:p>
         </w:tc>
@@ -1828,7 +1828,7 @@
           </w:tcPr>
           <w:p>
             <w:r>
-              <w:t>1,256</w:t>
+              <w:t>1,290</w:t>
             </w:r>
           </w:p>
         </w:tc>
@@ -1880,7 +1880,7 @@
           </w:tcPr>
           <w:p>
             <w:r>
-              <w:t>0,197</w:t>
+              <w:t>0,201</w:t>
             </w:r>
           </w:p>
         </w:tc>
@@ -1890,7 +1890,7 @@
           </w:tcPr>
           <w:p>
             <w:r>
-              <w:t>1,345</w:t>
+              <w:t>1,325</w:t>
             </w:r>
           </w:p>
         </w:tc>
@@ -1932,7 +1932,7 @@
           </w:tcPr>
           <w:p>
             <w:r>
-              <w:t>0,014</w:t>
+              <w:t>0,021</w:t>
             </w:r>
           </w:p>
         </w:tc>
@@ -1942,7 +1942,7 @@
           </w:tcPr>
           <w:p>
             <w:r>
-              <w:t>0,209</w:t>
+              <w:t>0,240</w:t>
             </w:r>
           </w:p>
         </w:tc>
@@ -1952,7 +1952,7 @@
           </w:tcPr>
           <w:p>
             <w:r>
-              <w:t>2,164</w:t>
+              <w:t>2,288</w:t>
             </w:r>
           </w:p>
         </w:tc>
@@ -1994,7 +1994,7 @@
           </w:tcPr>
           <w:p>
             <w:r>
-              <w:t>0,006</w:t>
+              <w:t>0,000</w:t>
             </w:r>
           </w:p>
         </w:tc>
@@ -2004,7 +2004,7 @@
           </w:tcPr>
           <w:p>
             <w:r>
-              <w:t>0,326</w:t>
+              <w:t>0,353</w:t>
             </w:r>
           </w:p>
         </w:tc>
@@ -2014,7 +2014,7 @@
           </w:tcPr>
           <w:p>
             <w:r>
-              <w:t>2,680</w:t>
+              <w:t>2,897</w:t>
             </w:r>
           </w:p>
         </w:tc>
@@ -2056,7 +2056,7 @@
           </w:tcPr>
           <w:p>
             <w:r>
-              <w:t>0,044</w:t>
+              <w:t>0,000</w:t>
             </w:r>
           </w:p>
         </w:tc>
@@ -2066,7 +2066,7 @@
           </w:tcPr>
           <w:p>
             <w:r>
-              <w:t>0,777</w:t>
+              <w:t>0,704</w:t>
             </w:r>
           </w:p>
         </w:tc>
@@ -2076,7 +2076,7 @@
           </w:tcPr>
           <w:p>
             <w:r>
-              <w:t>3,913</w:t>
+              <w:t>4,149</w:t>
             </w:r>
           </w:p>
         </w:tc>
@@ -2118,7 +2118,7 @@
           </w:tcPr>
           <w:p>
             <w:r>
-              <w:t>0,115</w:t>
+              <w:t>0,008</w:t>
             </w:r>
           </w:p>
         </w:tc>
@@ -2128,7 +2128,7 @@
           </w:tcPr>
           <w:p>
             <w:r>
-              <w:t>2,125</w:t>
+              <w:t>2,230</w:t>
             </w:r>
           </w:p>
         </w:tc>
@@ -2138,7 +2138,7 @@
           </w:tcPr>
           <w:p>
             <w:r>
-              <w:t>4,645</w:t>
+              <w:t>4,782</w:t>
             </w:r>
           </w:p>
         </w:tc>
@@ -2180,7 +2180,7 @@
           </w:tcPr>
           <w:p>
             <w:r>
-              <w:t>0,236</w:t>
+              <w:t>0,098</w:t>
             </w:r>
           </w:p>
         </w:tc>
@@ -2190,7 +2190,7 @@
           </w:tcPr>
           <w:p>
             <w:r>
-              <w:t>2,657</w:t>
+              <w:t>2,703</w:t>
             </w:r>
           </w:p>
         </w:tc>
@@ -2200,7 +2200,7 @@
           </w:tcPr>
           <w:p>
             <w:r>
-              <w:t>4,899</w:t>
+              <w:t>4,984</w:t>
             </w:r>
           </w:p>
         </w:tc>
@@ -2242,7 +2242,7 @@
           </w:tcPr>
           <w:p>
             <w:r>
-              <w:t>0,860</w:t>
+              <w:t>0,772</w:t>
             </w:r>
           </w:p>
         </w:tc>
@@ -2252,7 +2252,7 @@
           </w:tcPr>
           <w:p>
             <w:r>
-              <w:t>3,753</w:t>
+              <w:t>3,818</w:t>
             </w:r>
           </w:p>
         </w:tc>
@@ -2262,7 +2262,7 @@
           </w:tcPr>
           <w:p>
             <w:r>
-              <w:t>4,925</w:t>
+              <w:t>4,982</w:t>
             </w:r>
           </w:p>
         </w:tc>
@@ -2304,7 +2304,7 @@
           </w:tcPr>
           <w:p>
             <w:r>
-              <w:t>1,944</w:t>
+              <w:t>1,982</w:t>
             </w:r>
           </w:p>
         </w:tc>
@@ -2314,7 +2314,7 @@
           </w:tcPr>
           <w:p>
             <w:r>
-              <w:t>4,115</w:t>
+              <w:t>4,111</w:t>
             </w:r>
           </w:p>
         </w:tc>
@@ -2324,7 +2324,7 @@
           </w:tcPr>
           <w:p>
             <w:r>
-              <w:t>4,971</w:t>
+              <w:t>4,985</w:t>
             </w:r>
           </w:p>
         </w:tc>
@@ -2366,7 +2366,7 @@
           </w:tcPr>
           <w:p>
             <w:r>
-              <w:t>1,630</w:t>
+              <w:t>1,597</w:t>
             </w:r>
           </w:p>
         </w:tc>
@@ -2376,7 +2376,7 @@
           </w:tcPr>
           <w:p>
             <w:r>
-              <w:t>3,905</w:t>
+              <w:t>3,910</w:t>
             </w:r>
           </w:p>
         </w:tc>
@@ -2386,7 +2386,7 @@
           </w:tcPr>
           <w:p>
             <w:r>
-              <w:t>4,865</w:t>
+              <w:t>4,960</w:t>
             </w:r>
           </w:p>
         </w:tc>
@@ -2423,7 +2423,7 @@
         <w:pStyle w:val="ListBullet"/>
       </w:pPr>
       <w:r>
-        <w:t>резкий спад на 1.69 МВт за 3 ч к 10:00</w:t>
+        <w:t>резкий спад на 1.74 МВт за 3 ч к 10:00</w:t>
       </w:r>
     </w:p>
     <w:p>
@@ -2431,7 +2431,7 @@
         <w:pStyle w:val="ListBullet"/>
       </w:pPr>
       <w:r>
-        <w:t>резкий рост на 2.97 МВт за 3 ч к 21:00</w:t>
+        <w:t>резкий рост на 3.12 МВт за 3 ч к 21:00</w:t>
       </w:r>
     </w:p>
     <w:p>
@@ -2439,7 +2439,7 @@
         <w:pStyle w:val="ListBullet"/>
       </w:pPr>
       <w:r>
-        <w:t>низкая уверенность в 18 ч (коридор P10–P90 шире 45% установленной мощности)</w:t>
+        <w:t>низкая уверенность в 19 ч (коридор P10–P90 шире 45% установленной мощности)</w:t>
       </w:r>
     </w:p>
     <w:p>
@@ -2538,7 +2538,7 @@
           </w:tcPr>
           <w:p>
             <w:r>
-              <w:t>19.02 17:00</w:t>
+              <w:t>19.02 11:00</w:t>
             </w:r>
           </w:p>
         </w:tc>
@@ -2548,7 +2548,7 @@
           </w:tcPr>
           <w:p>
             <w:r>
-              <w:t>09:00</w:t>
+              <w:t>21:00</w:t>
             </w:r>
           </w:p>
         </w:tc>
@@ -2558,7 +2558,7 @@
           </w:tcPr>
           <w:p>
             <w:r>
-              <w:t>вверх</w:t>
+              <w:t>вниз</w:t>
             </w:r>
           </w:p>
         </w:tc>
@@ -2568,7 +2568,7 @@
           </w:tcPr>
           <w:p>
             <w:r>
-              <w:t>1,074</w:t>
+              <w:t>0,584</w:t>
             </w:r>
           </w:p>
         </w:tc>
@@ -2578,7 +2578,7 @@
           </w:tcPr>
           <w:p>
             <w:r>
-              <w:t>1,585 → 2,659</w:t>
+              <w:t>2,703 → 2,119</w:t>
             </w:r>
           </w:p>
         </w:tc>
@@ -2588,7 +2588,7 @@
           </w:tcPr>
           <w:p>
             <w:r>
-              <w:t>20.02 06:00</w:t>
+              <w:t>20.02 18:00</w:t>
             </w:r>
           </w:p>
         </w:tc>
@@ -2610,7 +2610,7 @@
           </w:tcPr>
           <w:p>
             <w:r>
-              <w:t>10:00</w:t>
+              <w:t>09:00</w:t>
             </w:r>
           </w:p>
         </w:tc>
@@ -2630,7 +2630,7 @@
           </w:tcPr>
           <w:p>
             <w:r>
-              <w:t>0,938</w:t>
+              <w:t>1,127</w:t>
             </w:r>
           </w:p>
         </w:tc>
@@ -2640,7 +2640,7 @@
           </w:tcPr>
           <w:p>
             <w:r>
-              <w:t>1,145 → 2,083</w:t>
+              <w:t>1,535 → 2,662</w:t>
             </w:r>
           </w:p>
         </w:tc>
@@ -2650,7 +2650,7 @@
           </w:tcPr>
           <w:p>
             <w:r>
-              <w:t>20.02 07:00</w:t>
+              <w:t>20.02 06:00</w:t>
             </w:r>
           </w:p>
         </w:tc>
@@ -2672,7 +2672,7 @@
           </w:tcPr>
           <w:p>
             <w:r>
-              <w:t>11:00</w:t>
+              <w:t>10:00</w:t>
             </w:r>
           </w:p>
         </w:tc>
@@ -2692,7 +2692,7 @@
           </w:tcPr>
           <w:p>
             <w:r>
-              <w:t>0,746</w:t>
+              <w:t>1,004</w:t>
             </w:r>
           </w:p>
         </w:tc>
@@ -2702,7 +2702,7 @@
           </w:tcPr>
           <w:p>
             <w:r>
-              <w:t>0,804 → 1,550</w:t>
+              <w:t>1,111 → 2,115</w:t>
             </w:r>
           </w:p>
         </w:tc>
@@ -2712,7 +2712,7 @@
           </w:tcPr>
           <w:p>
             <w:r>
-              <w:t>20.02 08:00</w:t>
+              <w:t>20.02 07:00</w:t>
             </w:r>
           </w:p>
         </w:tc>
@@ -2734,7 +2734,7 @@
           </w:tcPr>
           <w:p>
             <w:r>
-              <w:t>12:00</w:t>
+              <w:t>11:00</w:t>
             </w:r>
           </w:p>
         </w:tc>
@@ -2754,7 +2754,7 @@
           </w:tcPr>
           <w:p>
             <w:r>
-              <w:t>0,814</w:t>
+              <w:t>0,794</w:t>
             </w:r>
           </w:p>
         </w:tc>
@@ -2764,7 +2764,7 @@
           </w:tcPr>
           <w:p>
             <w:r>
-              <w:t>0,551 → 1,365</w:t>
+              <w:t>0,777 → 1,571</w:t>
             </w:r>
           </w:p>
         </w:tc>
@@ -2774,7 +2774,7 @@
           </w:tcPr>
           <w:p>
             <w:r>
-              <w:t>20.02 09:00</w:t>
+              <w:t>20.02 08:00</w:t>
             </w:r>
           </w:p>
         </w:tc>
@@ -2786,7 +2786,7 @@
           </w:tcPr>
           <w:p>
             <w:r>
-              <w:t>19.02 23:00</w:t>
+              <w:t>19.02 17:00</w:t>
             </w:r>
           </w:p>
         </w:tc>
@@ -2796,7 +2796,7 @@
           </w:tcPr>
           <w:p>
             <w:r>
-              <w:t>13:00</w:t>
+              <w:t>12:00</w:t>
             </w:r>
           </w:p>
         </w:tc>
@@ -2816,7 +2816,7 @@
           </w:tcPr>
           <w:p>
             <w:r>
-              <w:t>0,720</w:t>
+              <w:t>0,805</w:t>
             </w:r>
           </w:p>
         </w:tc>
@@ -2826,7 +2826,7 @@
           </w:tcPr>
           <w:p>
             <w:r>
-              <w:t>0,370 → 1,090</w:t>
+              <w:t>0,556 → 1,361</w:t>
             </w:r>
           </w:p>
         </w:tc>
@@ -2836,7 +2836,7 @@
           </w:tcPr>
           <w:p>
             <w:r>
-              <w:t>20.02 10:00</w:t>
+              <w:t>20.02 09:00</w:t>
             </w:r>
           </w:p>
         </w:tc>
@@ -2858,7 +2858,7 @@
           </w:tcPr>
           <w:p>
             <w:r>
-              <w:t>14:00</w:t>
+              <w:t>13:00</w:t>
             </w:r>
           </w:p>
         </w:tc>
@@ -2878,7 +2878,7 @@
           </w:tcPr>
           <w:p>
             <w:r>
-              <w:t>0,652</w:t>
+              <w:t>0,706</w:t>
             </w:r>
           </w:p>
         </w:tc>
@@ -2888,7 +2888,7 @@
           </w:tcPr>
           <w:p>
             <w:r>
-              <w:t>0,267 → 0,919</w:t>
+              <w:t>0,388 → 1,094</w:t>
             </w:r>
           </w:p>
         </w:tc>
@@ -2898,7 +2898,7 @@
           </w:tcPr>
           <w:p>
             <w:r>
-              <w:t>20.02 11:00</w:t>
+              <w:t>20.02 10:00</w:t>
             </w:r>
           </w:p>
         </w:tc>
@@ -2910,7 +2910,7 @@
           </w:tcPr>
           <w:p>
             <w:r>
-              <w:t>20.02 05:00</w:t>
+              <w:t>19.02 23:00</w:t>
             </w:r>
           </w:p>
         </w:tc>
@@ -2920,7 +2920,7 @@
           </w:tcPr>
           <w:p>
             <w:r>
-              <w:t>15:00</w:t>
+              <w:t>14:00</w:t>
             </w:r>
           </w:p>
         </w:tc>
@@ -2940,7 +2940,7 @@
           </w:tcPr>
           <w:p>
             <w:r>
-              <w:t>0,519</w:t>
+              <w:t>0,656</w:t>
             </w:r>
           </w:p>
         </w:tc>
@@ -2950,7 +2950,7 @@
           </w:tcPr>
           <w:p>
             <w:r>
-              <w:t>0,230 → 0,749</w:t>
+              <w:t>0,275 → 0,931</w:t>
             </w:r>
           </w:p>
         </w:tc>
@@ -2960,7 +2960,7 @@
           </w:tcPr>
           <w:p>
             <w:r>
-              <w:t>20.02 12:00</w:t>
+              <w:t>20.02 11:00</w:t>
             </w:r>
           </w:p>
         </w:tc>
@@ -2972,7 +2972,7 @@
           </w:tcPr>
           <w:p>
             <w:r>
-              <w:t>20.02 05:00</w:t>
+              <w:t>19.02 23:00</w:t>
             </w:r>
           </w:p>
         </w:tc>
@@ -2982,7 +2982,7 @@
           </w:tcPr>
           <w:p>
             <w:r>
-              <w:t>19:00</w:t>
+              <w:t>15:00</w:t>
             </w:r>
           </w:p>
         </w:tc>
@@ -2992,7 +2992,7 @@
           </w:tcPr>
           <w:p>
             <w:r>
-              <w:t>вниз</w:t>
+              <w:t>вверх</w:t>
             </w:r>
           </w:p>
         </w:tc>
@@ -3002,7 +3002,7 @@
           </w:tcPr>
           <w:p>
             <w:r>
-              <w:t>0,631</w:t>
+              <w:t>0,504</w:t>
             </w:r>
           </w:p>
         </w:tc>
@@ -3012,7 +3012,7 @@
           </w:tcPr>
           <w:p>
             <w:r>
-              <w:t>0,777 → 0,146</w:t>
+              <w:t>0,231 → 0,735</w:t>
             </w:r>
           </w:p>
         </w:tc>
@@ -3022,7 +3022,7 @@
           </w:tcPr>
           <w:p>
             <w:r>
-              <w:t>20.02 16:00</w:t>
+              <w:t>20.02 12:00</w:t>
             </w:r>
           </w:p>
         </w:tc>
@@ -3044,7 +3044,7 @@
           </w:tcPr>
           <w:p>
             <w:r>
-              <w:t>20:00</w:t>
+              <w:t>19:00</w:t>
             </w:r>
           </w:p>
         </w:tc>
@@ -3064,7 +3064,7 @@
           </w:tcPr>
           <w:p>
             <w:r>
-              <w:t>1,815</w:t>
+              <w:t>0,563</w:t>
             </w:r>
           </w:p>
         </w:tc>
@@ -3074,7 +3074,7 @@
           </w:tcPr>
           <w:p>
             <w:r>
-              <w:t>2,125 → 0,310</w:t>
+              <w:t>0,704 → 0,141</w:t>
             </w:r>
           </w:p>
         </w:tc>
@@ -3084,7 +3084,7 @@
           </w:tcPr>
           <w:p>
             <w:r>
-              <w:t>20.02 17:00</w:t>
+              <w:t>20.02 16:00</w:t>
             </w:r>
           </w:p>
         </w:tc>
@@ -3106,7 +3106,7 @@
           </w:tcPr>
           <w:p>
             <w:r>
-              <w:t>21:00</w:t>
+              <w:t>20:00</w:t>
             </w:r>
           </w:p>
         </w:tc>
@@ -3126,7 +3126,7 @@
           </w:tcPr>
           <w:p>
             <w:r>
-              <w:t>2,010</w:t>
+              <w:t>1,939</w:t>
             </w:r>
           </w:p>
         </w:tc>
@@ -3136,7 +3136,7 @@
           </w:tcPr>
           <w:p>
             <w:r>
-              <w:t>2,657 → 0,647</w:t>
+              <w:t>2,230 → 0,291</w:t>
             </w:r>
           </w:p>
         </w:tc>
@@ -3146,7 +3146,7 @@
           </w:tcPr>
           <w:p>
             <w:r>
-              <w:t>20.02 18:00</w:t>
+              <w:t>20.02 17:00</w:t>
             </w:r>
           </w:p>
         </w:tc>
@@ -3168,7 +3168,7 @@
           </w:tcPr>
           <w:p>
             <w:r>
-              <w:t>22:00</w:t>
+              <w:t>21:00</w:t>
             </w:r>
           </w:p>
         </w:tc>
@@ -3188,7 +3188,7 @@
           </w:tcPr>
           <w:p>
             <w:r>
-              <w:t>2,210</w:t>
+              <w:t>1,475</w:t>
             </w:r>
           </w:p>
         </w:tc>
@@ -3198,7 +3198,7 @@
           </w:tcPr>
           <w:p>
             <w:r>
-              <w:t>3,753 → 1,543</w:t>
+              <w:t>2,119 → 0,644</w:t>
             </w:r>
           </w:p>
         </w:tc>
@@ -3208,7 +3208,7 @@
           </w:tcPr>
           <w:p>
             <w:r>
-              <w:t>20.02 19:00</w:t>
+              <w:t>20.02 18:00</w:t>
             </w:r>
           </w:p>
         </w:tc>
@@ -3230,7 +3230,7 @@
           </w:tcPr>
           <w:p>
             <w:r>
-              <w:t>23:00</w:t>
+              <w:t>22:00</w:t>
             </w:r>
           </w:p>
         </w:tc>
@@ -3250,7 +3250,7 @@
           </w:tcPr>
           <w:p>
             <w:r>
-              <w:t>1,147</w:t>
+              <w:t>2,247</w:t>
             </w:r>
           </w:p>
         </w:tc>
@@ -3260,7 +3260,7 @@
           </w:tcPr>
           <w:p>
             <w:r>
-              <w:t>4,115 → 2,968</w:t>
+              <w:t>3,818 → 1,571</w:t>
             </w:r>
           </w:p>
         </w:tc>
@@ -3270,7 +3270,7 @@
           </w:tcPr>
           <w:p>
             <w:r>
-              <w:t>20.02 20:00</w:t>
+              <w:t>20.02 19:00</w:t>
             </w:r>
           </w:p>
         </w:tc>
@@ -3282,7 +3282,7 @@
           </w:tcPr>
           <w:p>
             <w:r>
-              <w:t>20.02 11:00</w:t>
+              <w:t>20.02 05:00</w:t>
             </w:r>
           </w:p>
         </w:tc>
@@ -3312,7 +3312,7 @@
           </w:tcPr>
           <w:p>
             <w:r>
-              <w:t>0,561</w:t>
+              <w:t>1,096</w:t>
             </w:r>
           </w:p>
         </w:tc>
@@ -3322,7 +3322,7 @@
           </w:tcPr>
           <w:p>
             <w:r>
-              <w:t>2,968 → 2,407</w:t>
+              <w:t>4,111 → 3,015</w:t>
             </w:r>
           </w:p>
         </w:tc>
@@ -3354,6 +3354,68 @@
           </w:tcPr>
           <w:p>
             <w:r>
+              <w:t>23:00</w:t>
+            </w:r>
+          </w:p>
+        </w:tc>
+        <w:tc>
+          <w:tcPr>
+            <w:tcW w:type="dxa" w:w="1440"/>
+          </w:tcPr>
+          <w:p>
+            <w:r>
+              <w:t>вниз</w:t>
+            </w:r>
+          </w:p>
+        </w:tc>
+        <w:tc>
+          <w:tcPr>
+            <w:tcW w:type="dxa" w:w="1440"/>
+          </w:tcPr>
+          <w:p>
+            <w:r>
+              <w:t>0,623</w:t>
+            </w:r>
+          </w:p>
+        </w:tc>
+        <w:tc>
+          <w:tcPr>
+            <w:tcW w:type="dxa" w:w="1440"/>
+          </w:tcPr>
+          <w:p>
+            <w:r>
+              <w:t>3,015 → 2,392</w:t>
+            </w:r>
+          </w:p>
+        </w:tc>
+        <w:tc>
+          <w:tcPr>
+            <w:tcW w:type="dxa" w:w="1440"/>
+          </w:tcPr>
+          <w:p>
+            <w:r>
+              <w:t>20.02 20:00</w:t>
+            </w:r>
+          </w:p>
+        </w:tc>
+      </w:tr>
+      <w:tr>
+        <w:tc>
+          <w:tcPr>
+            <w:tcW w:type="dxa" w:w="1440"/>
+          </w:tcPr>
+          <w:p>
+            <w:r>
+              <w:t>20.02 11:00</w:t>
+            </w:r>
+          </w:p>
+        </w:tc>
+        <w:tc>
+          <w:tcPr>
+            <w:tcW w:type="dxa" w:w="1440"/>
+          </w:tcPr>
+          <w:p>
+            <w:r>
               <w:t>24:00</w:t>
             </w:r>
           </w:p>
@@ -3374,7 +3436,7 @@
           </w:tcPr>
           <w:p>
             <w:r>
-              <w:t>0,611</w:t>
+              <w:t>0,635</w:t>
             </w:r>
           </w:p>
         </w:tc>
@@ -3384,7 +3446,7 @@
           </w:tcPr>
           <w:p>
             <w:r>
-              <w:t>3,905 → 3,294</w:t>
+              <w:t>3,910 → 3,275</w:t>
             </w:r>
           </w:p>
         </w:tc>
